--- a/files/me-ADPER8902339483.docx
+++ b/files/me-ADPER8902339483.docx
@@ -15,7 +15,7 @@
         <w:pStyle w:val="Heading2"/>
       </w:pPr>
       <w:r>
-        <w:t>국내 학술지 (세 학회지) (16편)</w:t>
+        <w:t>해외 학술지 (2편)</w:t>
       </w:r>
     </w:p>
     <w:p>
@@ -26,7 +26,16 @@
         <w:rPr>
           <w:b w:val="0"/>
         </w:rPr>
-        <w:t>소의건</w:t>
+        <w:t>Dong-Hyuk Joo</w:t>
+      </w:r>
+      <w:r>
+        <w:t xml:space="preserve">, </w:t>
+      </w:r>
+      <w:r>
+        <w:rPr>
+          <w:b/>
+        </w:rPr>
+        <w:t>라 나</w:t>
       </w:r>
       <w:r>
         <w:t xml:space="preserve">, </w:t>
@@ -35,16 +44,7 @@
         <w:rPr>
           <w:b w:val="0"/>
         </w:rPr>
-        <w:t>주동혁</w:t>
-      </w:r>
-      <w:r>
-        <w:t xml:space="preserve">, </w:t>
-      </w:r>
-      <w:r>
-        <w:rPr>
-          <w:b/>
-        </w:rPr>
-        <w:t>나라</w:t>
+        <w:t>Hayoung Kim</w:t>
       </w:r>
       <w:r>
         <w:t xml:space="preserve">, </w:t>
@@ -53,7 +53,7 @@
         <w:rPr>
           <w:b w:val="0"/>
         </w:rPr>
-        <w:t>김하영</w:t>
+        <w:t>Seung-Hwan Yoo</w:t>
       </w:r>
       <w:r>
         <w:t xml:space="preserve">, </w:t>
@@ -62,34 +62,16 @@
         <w:rPr>
           <w:b w:val="0"/>
         </w:rPr>
-        <w:t>유승환</w:t>
-      </w:r>
-      <w:r>
-        <w:t xml:space="preserve">, </w:t>
-      </w:r>
-      <w:r>
-        <w:rPr>
-          <w:b w:val="0"/>
-        </w:rPr>
-        <w:t>송인홍</w:t>
-      </w:r>
-      <w:r>
-        <w:t xml:space="preserve">, </w:t>
-      </w:r>
-      <w:r>
-        <w:rPr>
-          <w:b w:val="0"/>
-        </w:rPr>
-        <w:t>이혁진</w:t>
-      </w:r>
-      <w:r>
-        <w:t xml:space="preserve"> (2026). 농업용 필댐의 설계홍수량 가중치 적용에 따른 설계빈도 변화 분석. 한국농공학회논문집, 68(2), 15-24.</w:t>
+        <w:t>Sang-Hyun Lee</w:t>
+      </w:r>
+      <w:r>
+        <w:t xml:space="preserve"> (2025). Analysis of Application of Design Standards for Future Climate Change Adaptive Agricultural Reservoirs Using Cluster Analysis. Water, 17(24), 3463.</w:t>
       </w:r>
       <w:r>
         <w:rPr>
           <w:i/>
         </w:rPr>
-        <w:t xml:space="preserve"> [공저자 · doi:10.5389/KSAE.2026.68.2.015]</w:t>
+        <w:t xml:space="preserve"> [공저자 · 피인용 1 · doi:10.3390/w17243463]</w:t>
       </w:r>
     </w:p>
     <w:p>
@@ -100,7 +82,7 @@
         <w:rPr>
           <w:b/>
         </w:rPr>
-        <w:t>나라</w:t>
+        <w:t>라 나</w:t>
       </w:r>
       <w:r>
         <w:t xml:space="preserve">, </w:t>
@@ -109,7 +91,7 @@
         <w:rPr>
           <w:b w:val="0"/>
         </w:rPr>
-        <w:t>김수진</w:t>
+        <w:t>Seung‐Hwan Yoo</w:t>
       </w:r>
       <w:r>
         <w:t xml:space="preserve">, </w:t>
@@ -118,7 +100,7 @@
         <w:rPr>
           <w:b w:val="0"/>
         </w:rPr>
-        <w:t>주동혁</w:t>
+        <w:t>Sang‐Hyun Lee</w:t>
       </w:r>
       <w:r>
         <w:t xml:space="preserve">, </w:t>
@@ -127,7 +109,7 @@
         <w:rPr>
           <w:b w:val="0"/>
         </w:rPr>
-        <w:t>신길채</w:t>
+        <w:t>Jin‐Yong Choi</w:t>
       </w:r>
       <w:r>
         <w:t xml:space="preserve">, </w:t>
@@ -136,7 +118,7 @@
         <w:rPr>
           <w:b w:val="0"/>
         </w:rPr>
-        <w:t>유승환</w:t>
+        <w:t>Seung-Oh Hur</w:t>
       </w:r>
       <w:r>
         <w:t xml:space="preserve">, </w:t>
@@ -145,16 +127,33 @@
         <w:rPr>
           <w:b w:val="0"/>
         </w:rPr>
-        <w:t>김영기</w:t>
-      </w:r>
-      <w:r>
-        <w:t xml:space="preserve"> (2025). AHP-Entropy 기법을 활용한 홍수 예·경보 체계 구축 대상 농업용저수지 우선순위 평가. 한국농공학회논문집, 67(4), 25-34.</w:t>
+        <w:t>Pu Reun Yoon</w:t>
+      </w:r>
+      <w:r>
+        <w:t xml:space="preserve">, </w:t>
+      </w:r>
+      <w:r>
+        <w:rPr>
+          <w:b w:val="0"/>
+        </w:rPr>
+        <w:t>Kwang Soo Kim</w:t>
+      </w:r>
+      <w:r>
+        <w:t xml:space="preserve"> (2024). The Application of a Smart Nexus for Agriculture in Korea for Assessing the Holistic Impacts of Climate Change. Sustainability, 16(3), 990.</w:t>
       </w:r>
       <w:r>
         <w:rPr>
           <w:i/>
         </w:rPr>
-        <w:t xml:space="preserve"> [주저자 · doi:10.5389/KSAE.2025.67.4.025]</w:t>
+        <w:t xml:space="preserve"> [주저자 · 피인용 8 · doi:10.3390/su16030990]</w:t>
+      </w:r>
+    </w:p>
+    <w:p>
+      <w:pPr>
+        <w:pStyle w:val="Heading2"/>
+      </w:pPr>
+      <w:r>
+        <w:t>수집 학회지 (18편)</w:t>
       </w:r>
     </w:p>
     <w:p>
@@ -165,6 +164,15 @@
         <w:rPr>
           <w:b w:val="0"/>
         </w:rPr>
+        <w:t>소의건</w:t>
+      </w:r>
+      <w:r>
+        <w:t xml:space="preserve">, </w:t>
+      </w:r>
+      <w:r>
+        <w:rPr>
+          <w:b w:val="0"/>
+        </w:rPr>
         <w:t>주동혁</w:t>
       </w:r>
       <w:r>
@@ -192,7 +200,7 @@
         <w:rPr>
           <w:b w:val="0"/>
         </w:rPr>
-        <w:t>소의건</w:t>
+        <w:t>유승환</w:t>
       </w:r>
       <w:r>
         <w:t xml:space="preserve">, </w:t>
@@ -210,52 +218,16 @@
         <w:rPr>
           <w:b w:val="0"/>
         </w:rPr>
-        <w:t>이성학</w:t>
-      </w:r>
-      <w:r>
-        <w:t xml:space="preserve">, </w:t>
-      </w:r>
-      <w:r>
-        <w:rPr>
-          <w:b w:val="0"/>
-        </w:rPr>
-        <w:t>신길채</w:t>
-      </w:r>
-      <w:r>
-        <w:t xml:space="preserve">, </w:t>
-      </w:r>
-      <w:r>
-        <w:rPr>
-          <w:b w:val="0"/>
-        </w:rPr>
-        <w:t>심규현</w:t>
-      </w:r>
-      <w:r>
-        <w:t xml:space="preserve">, </w:t>
-      </w:r>
-      <w:r>
-        <w:rPr>
-          <w:b w:val="0"/>
-        </w:rPr>
-        <w:t>허건</w:t>
-      </w:r>
-      <w:r>
-        <w:t xml:space="preserve">, </w:t>
-      </w:r>
-      <w:r>
-        <w:rPr>
-          <w:b w:val="0"/>
-        </w:rPr>
-        <w:t>유승환</w:t>
-      </w:r>
-      <w:r>
-        <w:t xml:space="preserve"> (2025). 농업용 저수지의 가능최대홍수량 설계를 위한 하류부 피해 산정 방안 적용성 분석. 한국농공학회논문집, 67(3), 59-70.</w:t>
+        <w:t>이혁진</w:t>
+      </w:r>
+      <w:r>
+        <w:t xml:space="preserve"> (2026). 농업용 필댐의 설계홍수량 가중치 적용에 따른 설계빈도 변화 분석. 한국농공학회논문집, 68(2), 15-24.</w:t>
       </w:r>
       <w:r>
         <w:rPr>
           <w:i/>
         </w:rPr>
-        <w:t xml:space="preserve"> [공저자 · doi:10.5389/KSAE.2025.67.3.059]</w:t>
+        <w:t xml:space="preserve"> [공저자 · doi:10.5389/KSAE.2026.68.2.015]</w:t>
       </w:r>
     </w:p>
     <w:p>
@@ -264,18 +236,18 @@
       </w:pPr>
       <w:r>
         <w:rPr>
-          <w:b w:val="0"/>
-        </w:rPr>
-        <w:t>신길채</w:t>
-      </w:r>
-      <w:r>
-        <w:t xml:space="preserve">, </w:t>
-      </w:r>
-      <w:r>
-        <w:rPr>
           <w:b/>
         </w:rPr>
         <w:t>나라</w:t>
+      </w:r>
+      <w:r>
+        <w:t xml:space="preserve">, </w:t>
+      </w:r>
+      <w:r>
+        <w:rPr>
+          <w:b w:val="0"/>
+        </w:rPr>
+        <w:t>김수진</w:t>
       </w:r>
       <w:r>
         <w:t xml:space="preserve">, </w:t>
@@ -293,7 +265,7 @@
         <w:rPr>
           <w:b w:val="0"/>
         </w:rPr>
-        <w:t>박상빈</w:t>
+        <w:t>신길채</w:t>
       </w:r>
       <w:r>
         <w:t xml:space="preserve">, </w:t>
@@ -305,13 +277,22 @@
         <w:t>유승환</w:t>
       </w:r>
       <w:r>
-        <w:t xml:space="preserve"> (2025). 농업용 저수지의 홍수기 운영을 위한 상당강우-저류용량-관리수위 곡선 적용성 분석. 한국농공학회논문집, 67(4), 35-49.</w:t>
+        <w:t xml:space="preserve">, </w:t>
+      </w:r>
+      <w:r>
+        <w:rPr>
+          <w:b w:val="0"/>
+        </w:rPr>
+        <w:t>김영기</w:t>
+      </w:r>
+      <w:r>
+        <w:t xml:space="preserve"> (2025). AHP-Entropy 기법을 활용한 홍수 예·경보 체계 구축 대상 농업용저수지 우선순위 평가. 한국농공학회논문집, 67(4), 25-34.</w:t>
       </w:r>
       <w:r>
         <w:rPr>
           <w:i/>
         </w:rPr>
-        <w:t xml:space="preserve"> [공저자 · doi:10.5389/KSAE.2025.67.4.035]</w:t>
+        <w:t xml:space="preserve"> [주저자 · doi:10.5389/KSAE.2025.67.4.025]</w:t>
       </w:r>
     </w:p>
     <w:p>
@@ -320,6 +301,15 @@
       </w:pPr>
       <w:r>
         <w:rPr>
+          <w:b w:val="0"/>
+        </w:rPr>
+        <w:t>Hayoung Kim</w:t>
+      </w:r>
+      <w:r>
+        <w:t xml:space="preserve">, </w:t>
+      </w:r>
+      <w:r>
+        <w:rPr>
           <w:b/>
         </w:rPr>
         <w:t>나라</w:t>
@@ -331,7 +321,7 @@
         <w:rPr>
           <w:b w:val="0"/>
         </w:rPr>
-        <w:t>주동혁</w:t>
+        <w:t>Dong-Hyuk Joo</w:t>
       </w:r>
       <w:r>
         <w:t xml:space="preserve">, </w:t>
@@ -340,7 +330,7 @@
         <w:rPr>
           <w:b w:val="0"/>
         </w:rPr>
-        <w:t>유승환</w:t>
+        <w:t>Euigeon So</w:t>
       </w:r>
       <w:r>
         <w:t xml:space="preserve">, </w:t>
@@ -349,7 +339,7 @@
         <w:rPr>
           <w:b w:val="0"/>
         </w:rPr>
-        <w:t>배승종</w:t>
+        <w:t>Seung-Hwan Yoo</w:t>
       </w:r>
       <w:r>
         <w:t xml:space="preserve">, </w:t>
@@ -358,7 +348,7 @@
         <w:rPr>
           <w:b w:val="0"/>
         </w:rPr>
-        <w:t>박호철</w:t>
+        <w:t>Seung-Jong Bae</w:t>
       </w:r>
       <w:r>
         <w:t xml:space="preserve">, </w:t>
@@ -367,7 +357,7 @@
         <w:rPr>
           <w:b w:val="0"/>
         </w:rPr>
-        <w:t>최규훈</w:t>
+        <w:t>Soo-Jin Kim</w:t>
       </w:r>
       <w:r>
         <w:t xml:space="preserve">, </w:t>
@@ -376,7 +366,7 @@
         <w:rPr>
           <w:b w:val="0"/>
         </w:rPr>
-        <w:t>성재훈</w:t>
+        <w:t>Yeong-cheol Kwak</w:t>
       </w:r>
       <w:r>
         <w:t xml:space="preserve">, </w:t>
@@ -385,7 +375,7 @@
         <w:rPr>
           <w:b w:val="0"/>
         </w:rPr>
-        <w:t>최진용</w:t>
+        <w:t>ByeongWoo Choi</w:t>
       </w:r>
       <w:r>
         <w:t xml:space="preserve">, </w:t>
@@ -394,7 +384,7 @@
         <w:rPr>
           <w:b w:val="0"/>
         </w:rPr>
-        <w:t>손정우</w:t>
+        <w:t>K. Park</w:t>
       </w:r>
       <w:r>
         <w:t xml:space="preserve">, </w:t>
@@ -403,16 +393,43 @@
         <w:rPr>
           <w:b w:val="0"/>
         </w:rPr>
-        <w:t>허승오</w:t>
-      </w:r>
-      <w:r>
-        <w:t xml:space="preserve"> (2025). 농업환경보전프로그램 이행점검을 위한 시스템 설계. 농촌계획, 31(4), 55-67.</w:t>
+        <w:t>DalJu Park</w:t>
+      </w:r>
+      <w:r>
+        <w:t xml:space="preserve">, </w:t>
+      </w:r>
+      <w:r>
+        <w:rPr>
+          <w:b w:val="0"/>
+        </w:rPr>
+        <w:t>YunPyo Lee</w:t>
+      </w:r>
+      <w:r>
+        <w:t xml:space="preserve">, </w:t>
+      </w:r>
+      <w:r>
+        <w:rPr>
+          <w:b w:val="0"/>
+        </w:rPr>
+        <w:t>MyungWon Lee</w:t>
+      </w:r>
+      <w:r>
+        <w:t xml:space="preserve">, </w:t>
+      </w:r>
+      <w:r>
+        <w:rPr>
+          <w:b w:val="0"/>
+        </w:rPr>
+        <w:t>YongDuk Shin</w:t>
+      </w:r>
+      <w:r>
+        <w:t xml:space="preserve"> (2025). Development and utilization of agricultural and rural climate information systems to respond to climate crisis. 한국기후변화학회지, 16(5-2), 1129-1139.</w:t>
       </w:r>
       <w:r>
         <w:rPr>
           <w:i/>
         </w:rPr>
-        <w:t xml:space="preserve"> [주저자 · doi:10.7851/ksrp.2025.31.4.055]</w:t>
+        <w:t xml:space="preserve"> [공저자 · doi:10.15531/ksccr.2025.16.5.1129]</w:t>
       </w:r>
     </w:p>
     <w:p>
@@ -423,16 +440,7 @@
         <w:rPr>
           <w:b w:val="0"/>
         </w:rPr>
-        <w:t>김하영</w:t>
-      </w:r>
-      <w:r>
-        <w:t xml:space="preserve">, </w:t>
-      </w:r>
-      <w:r>
-        <w:rPr>
-          <w:b w:val="0"/>
-        </w:rPr>
-        <w:t>이상현</w:t>
+        <w:t>주동혁</w:t>
       </w:r>
       <w:r>
         <w:t xml:space="preserve">, </w:t>
@@ -450,7 +458,61 @@
         <w:rPr>
           <w:b w:val="0"/>
         </w:rPr>
-        <w:t>주동혁</w:t>
+        <w:t>김하영</w:t>
+      </w:r>
+      <w:r>
+        <w:t xml:space="preserve">, </w:t>
+      </w:r>
+      <w:r>
+        <w:rPr>
+          <w:b w:val="0"/>
+        </w:rPr>
+        <w:t>소의건</w:t>
+      </w:r>
+      <w:r>
+        <w:t xml:space="preserve">, </w:t>
+      </w:r>
+      <w:r>
+        <w:rPr>
+          <w:b w:val="0"/>
+        </w:rPr>
+        <w:t>송인홍</w:t>
+      </w:r>
+      <w:r>
+        <w:t xml:space="preserve">, </w:t>
+      </w:r>
+      <w:r>
+        <w:rPr>
+          <w:b w:val="0"/>
+        </w:rPr>
+        <w:t>이성학</w:t>
+      </w:r>
+      <w:r>
+        <w:t xml:space="preserve">, </w:t>
+      </w:r>
+      <w:r>
+        <w:rPr>
+          <w:b w:val="0"/>
+        </w:rPr>
+        <w:t>신길채</w:t>
+      </w:r>
+      <w:r>
+        <w:t xml:space="preserve">, </w:t>
+      </w:r>
+      <w:r>
+        <w:rPr>
+          <w:b w:val="0"/>
+        </w:rPr>
+        <w:t>심규현</w:t>
+      </w:r>
+      <w:r>
+        <w:t xml:space="preserve">, </w:t>
+      </w:r>
+      <w:r>
+        <w:rPr>
+          <w:b w:val="0"/>
+        </w:rPr>
+        <w:t>허건</w:t>
       </w:r>
       <w:r>
         <w:t xml:space="preserve">, </w:t>
@@ -462,13 +524,13 @@
         <w:t>유승환</w:t>
       </w:r>
       <w:r>
-        <w:t xml:space="preserve"> (2023). K-HAS와 비율보정 계수를 이용한 농업용 저수지의 비상연계 용수공급 가능량 분석. 한국농공학회논문집, 65(2), 59-71.</w:t>
+        <w:t xml:space="preserve"> (2025). 농업용 저수지의 가능최대홍수량 설계를 위한 하류부 피해 산정 방안 적용성 분석. 한국농공학회논문집, 67(3), 59-70.</w:t>
       </w:r>
       <w:r>
         <w:rPr>
           <w:i/>
         </w:rPr>
-        <w:t xml:space="preserve"> [공저자 · doi:10.5389/KSAE.2023.65.2.059]</w:t>
+        <w:t xml:space="preserve"> [공저자 · doi:10.5389/KSAE.2025.67.3.059]</w:t>
       </w:r>
     </w:p>
     <w:p>
@@ -479,7 +541,7 @@
         <w:rPr>
           <w:b w:val="0"/>
         </w:rPr>
-        <w:t>주동혁</w:t>
+        <w:t>신길채</w:t>
       </w:r>
       <w:r>
         <w:t xml:space="preserve">, </w:t>
@@ -497,25 +559,7 @@
         <w:rPr>
           <w:b w:val="0"/>
         </w:rPr>
-        <w:t>김하영</w:t>
-      </w:r>
-      <w:r>
-        <w:t xml:space="preserve">, </w:t>
-      </w:r>
-      <w:r>
-        <w:rPr>
-          <w:b w:val="0"/>
-        </w:rPr>
-        <w:t>최규훈</w:t>
-      </w:r>
-      <w:r>
-        <w:t xml:space="preserve">, </w:t>
-      </w:r>
-      <w:r>
-        <w:rPr>
-          <w:b w:val="0"/>
-        </w:rPr>
-        <w:t>윤형창</w:t>
+        <w:t>주동혁</w:t>
       </w:r>
       <w:r>
         <w:t xml:space="preserve">, </w:t>
@@ -536,13 +580,13 @@
         <w:t>유승환</w:t>
       </w:r>
       <w:r>
-        <w:t xml:space="preserve"> (2023). 농업용 수로부의 수위 보정을 위한 필터기법별 적용성 분석. 한국농공학회논문집, 65(5), 51-68.</w:t>
+        <w:t xml:space="preserve"> (2025). 농업용 저수지의 홍수기 운영을 위한 상당강우-저류용량-관리수위 곡선 적용성 분석. 한국농공학회논문집, 67(4), 35-49.</w:t>
       </w:r>
       <w:r>
         <w:rPr>
           <w:i/>
         </w:rPr>
-        <w:t xml:space="preserve"> [공저자 · doi:10.5389/KSAE.2023.65.5.051]</w:t>
+        <w:t xml:space="preserve"> [공저자 · doi:10.5389/KSAE.2025.67.4.035]</w:t>
       </w:r>
     </w:p>
     <w:p>
@@ -551,9 +595,27 @@
       </w:pPr>
       <w:r>
         <w:rPr>
+          <w:b/>
+        </w:rPr>
+        <w:t>나라</w:t>
+      </w:r>
+      <w:r>
+        <w:t xml:space="preserve">, </w:t>
+      </w:r>
+      <w:r>
+        <w:rPr>
           <w:b w:val="0"/>
         </w:rPr>
-        <w:t>김수진</w:t>
+        <w:t>주동혁</w:t>
+      </w:r>
+      <w:r>
+        <w:t xml:space="preserve">, </w:t>
+      </w:r>
+      <w:r>
+        <w:rPr>
+          <w:b w:val="0"/>
+        </w:rPr>
+        <w:t>유승환</w:t>
       </w:r>
       <w:r>
         <w:t xml:space="preserve">, </w:t>
@@ -571,7 +633,72 @@
         <w:rPr>
           <w:b w:val="0"/>
         </w:rPr>
-        <w:t>유승환</w:t>
+        <w:t>박호철</w:t>
+      </w:r>
+      <w:r>
+        <w:t xml:space="preserve">, </w:t>
+      </w:r>
+      <w:r>
+        <w:rPr>
+          <w:b w:val="0"/>
+        </w:rPr>
+        <w:t>최규훈</w:t>
+      </w:r>
+      <w:r>
+        <w:t xml:space="preserve">, </w:t>
+      </w:r>
+      <w:r>
+        <w:rPr>
+          <w:b w:val="0"/>
+        </w:rPr>
+        <w:t>성재훈</w:t>
+      </w:r>
+      <w:r>
+        <w:t xml:space="preserve">, </w:t>
+      </w:r>
+      <w:r>
+        <w:rPr>
+          <w:b w:val="0"/>
+        </w:rPr>
+        <w:t>최진용</w:t>
+      </w:r>
+      <w:r>
+        <w:t xml:space="preserve">, </w:t>
+      </w:r>
+      <w:r>
+        <w:rPr>
+          <w:b w:val="0"/>
+        </w:rPr>
+        <w:t>손정우</w:t>
+      </w:r>
+      <w:r>
+        <w:t xml:space="preserve">, </w:t>
+      </w:r>
+      <w:r>
+        <w:rPr>
+          <w:b w:val="0"/>
+        </w:rPr>
+        <w:t>허승오</w:t>
+      </w:r>
+      <w:r>
+        <w:t xml:space="preserve"> (2025). 농업환경보전프로그램 이행점검을 위한 시스템 설계. 농촌계획, 31(4), 55-67.</w:t>
+      </w:r>
+      <w:r>
+        <w:rPr>
+          <w:i/>
+        </w:rPr>
+        <w:t xml:space="preserve"> [주저자 · doi:10.7851/ksrp.2025.31.4.055]</w:t>
+      </w:r>
+    </w:p>
+    <w:p>
+      <w:pPr>
+        <w:pStyle w:val="ListNumber"/>
+      </w:pPr>
+      <w:r>
+        <w:rPr>
+          <w:b w:val="0"/>
+        </w:rPr>
+        <w:t>Dong-Hyuk Joo</w:t>
       </w:r>
       <w:r>
         <w:t xml:space="preserve">, </w:t>
@@ -589,6 +716,255 @@
         <w:rPr>
           <w:b w:val="0"/>
         </w:rPr>
+        <w:t>Ha-Young Kim</w:t>
+      </w:r>
+      <w:r>
+        <w:t xml:space="preserve">, </w:t>
+      </w:r>
+      <w:r>
+        <w:rPr>
+          <w:b w:val="0"/>
+        </w:rPr>
+        <w:t>Jaepil Cho</w:t>
+      </w:r>
+      <w:r>
+        <w:t xml:space="preserve">, </w:t>
+      </w:r>
+      <w:r>
+        <w:rPr>
+          <w:b w:val="0"/>
+        </w:rPr>
+        <w:t>JuHyoung Lee</w:t>
+      </w:r>
+      <w:r>
+        <w:t xml:space="preserve">, </w:t>
+      </w:r>
+      <w:r>
+        <w:rPr>
+          <w:b w:val="0"/>
+        </w:rPr>
+        <w:t>Suk-ho Song</w:t>
+      </w:r>
+      <w:r>
+        <w:t xml:space="preserve">, </w:t>
+      </w:r>
+      <w:r>
+        <w:rPr>
+          <w:b w:val="0"/>
+        </w:rPr>
+        <w:t>DalJu Park</w:t>
+      </w:r>
+      <w:r>
+        <w:t xml:space="preserve">, </w:t>
+      </w:r>
+      <w:r>
+        <w:rPr>
+          <w:b w:val="0"/>
+        </w:rPr>
+        <w:t>, YunPyo Lee</w:t>
+      </w:r>
+      <w:r>
+        <w:t xml:space="preserve">, </w:t>
+      </w:r>
+      <w:r>
+        <w:rPr>
+          <w:b w:val="0"/>
+        </w:rPr>
+        <w:t>MyoungWon Lee</w:t>
+      </w:r>
+      <w:r>
+        <w:t xml:space="preserve">, </w:t>
+      </w:r>
+      <w:r>
+        <w:rPr>
+          <w:b w:val="0"/>
+        </w:rPr>
+        <w:t>Seung-Hwan Yoo</w:t>
+      </w:r>
+      <w:r>
+        <w:t xml:space="preserve"> (2024). Development of a future weather database based on Shared Socioeconomic Pathways scenarios for assessing climate change vulnerability of agricultural infrastructure. 한국기후변화학회지, 15(5-2), 953-964.</w:t>
+      </w:r>
+      <w:r>
+        <w:rPr>
+          <w:i/>
+        </w:rPr>
+        <w:t xml:space="preserve"> [공저자 · doi:10.15531/ksccr.2024.15.5.953]</w:t>
+      </w:r>
+    </w:p>
+    <w:p>
+      <w:pPr>
+        <w:pStyle w:val="ListNumber"/>
+      </w:pPr>
+      <w:r>
+        <w:rPr>
+          <w:b w:val="0"/>
+        </w:rPr>
+        <w:t>김하영</w:t>
+      </w:r>
+      <w:r>
+        <w:t xml:space="preserve">, </w:t>
+      </w:r>
+      <w:r>
+        <w:rPr>
+          <w:b w:val="0"/>
+        </w:rPr>
+        <w:t>이상현</w:t>
+      </w:r>
+      <w:r>
+        <w:t xml:space="preserve">, </w:t>
+      </w:r>
+      <w:r>
+        <w:rPr>
+          <w:b/>
+        </w:rPr>
+        <w:t>나라</w:t>
+      </w:r>
+      <w:r>
+        <w:t xml:space="preserve">, </w:t>
+      </w:r>
+      <w:r>
+        <w:rPr>
+          <w:b w:val="0"/>
+        </w:rPr>
+        <w:t>주동혁</w:t>
+      </w:r>
+      <w:r>
+        <w:t xml:space="preserve">, </w:t>
+      </w:r>
+      <w:r>
+        <w:rPr>
+          <w:b w:val="0"/>
+        </w:rPr>
+        <w:t>유승환</w:t>
+      </w:r>
+      <w:r>
+        <w:t xml:space="preserve"> (2023). K-HAS와 비율보정 계수를 이용한 농업용 저수지의 비상연계 용수공급 가능량 분석. 한국농공학회논문집, 65(2), 59-71.</w:t>
+      </w:r>
+      <w:r>
+        <w:rPr>
+          <w:i/>
+        </w:rPr>
+        <w:t xml:space="preserve"> [공저자 · doi:10.5389/KSAE.2023.65.2.059]</w:t>
+      </w:r>
+    </w:p>
+    <w:p>
+      <w:pPr>
+        <w:pStyle w:val="ListNumber"/>
+      </w:pPr>
+      <w:r>
+        <w:rPr>
+          <w:b w:val="0"/>
+        </w:rPr>
+        <w:t>주동혁</w:t>
+      </w:r>
+      <w:r>
+        <w:t xml:space="preserve">, </w:t>
+      </w:r>
+      <w:r>
+        <w:rPr>
+          <w:b/>
+        </w:rPr>
+        <w:t>나라</w:t>
+      </w:r>
+      <w:r>
+        <w:t xml:space="preserve">, </w:t>
+      </w:r>
+      <w:r>
+        <w:rPr>
+          <w:b w:val="0"/>
+        </w:rPr>
+        <w:t>김하영</w:t>
+      </w:r>
+      <w:r>
+        <w:t xml:space="preserve">, </w:t>
+      </w:r>
+      <w:r>
+        <w:rPr>
+          <w:b w:val="0"/>
+        </w:rPr>
+        <w:t>최규훈</w:t>
+      </w:r>
+      <w:r>
+        <w:t xml:space="preserve">, </w:t>
+      </w:r>
+      <w:r>
+        <w:rPr>
+          <w:b w:val="0"/>
+        </w:rPr>
+        <w:t>윤형창</w:t>
+      </w:r>
+      <w:r>
+        <w:t xml:space="preserve">, </w:t>
+      </w:r>
+      <w:r>
+        <w:rPr>
+          <w:b w:val="0"/>
+        </w:rPr>
+        <w:t>박상빈</w:t>
+      </w:r>
+      <w:r>
+        <w:t xml:space="preserve">, </w:t>
+      </w:r>
+      <w:r>
+        <w:rPr>
+          <w:b w:val="0"/>
+        </w:rPr>
+        <w:t>유승환</w:t>
+      </w:r>
+      <w:r>
+        <w:t xml:space="preserve"> (2023). 농업용 수로부의 수위 보정을 위한 필터기법별 적용성 분석. 한국농공학회논문집, 65(5), 51-68.</w:t>
+      </w:r>
+      <w:r>
+        <w:rPr>
+          <w:i/>
+        </w:rPr>
+        <w:t xml:space="preserve"> [공저자 · doi:10.5389/KSAE.2023.65.5.051]</w:t>
+      </w:r>
+    </w:p>
+    <w:p>
+      <w:pPr>
+        <w:pStyle w:val="ListNumber"/>
+      </w:pPr>
+      <w:r>
+        <w:rPr>
+          <w:b w:val="0"/>
+        </w:rPr>
+        <w:t>김수진</w:t>
+      </w:r>
+      <w:r>
+        <w:t xml:space="preserve">, </w:t>
+      </w:r>
+      <w:r>
+        <w:rPr>
+          <w:b w:val="0"/>
+        </w:rPr>
+        <w:t>배승종</w:t>
+      </w:r>
+      <w:r>
+        <w:t xml:space="preserve">, </w:t>
+      </w:r>
+      <w:r>
+        <w:rPr>
+          <w:b w:val="0"/>
+        </w:rPr>
+        <w:t>유승환</w:t>
+      </w:r>
+      <w:r>
+        <w:t xml:space="preserve">, </w:t>
+      </w:r>
+      <w:r>
+        <w:rPr>
+          <w:b/>
+        </w:rPr>
+        <w:t>나라</w:t>
+      </w:r>
+      <w:r>
+        <w:t xml:space="preserve">, </w:t>
+      </w:r>
+      <w:r>
+        <w:rPr>
+          <w:b w:val="0"/>
+        </w:rPr>
         <w:t>손정우</w:t>
       </w:r>
       <w:r>
@@ -607,7 +983,7 @@
         <w:rPr>
           <w:i/>
         </w:rPr>
-        <w:t xml:space="preserve"> [공저자 · doi:10.7851/ksrp.2023.29.4.201]</w:t>
+        <w:t xml:space="preserve"> [공저자 · 피인용 2 · doi:10.7851/ksrp.2023.29.4.201]</w:t>
       </w:r>
     </w:p>
     <w:p>
